--- a/manual.docx
+++ b/manual.docx
@@ -41,7 +41,7 @@
         <w:pStyle w:val="FirstParagraph"/>
       </w:pPr>
       <w:r>
-        <w:t xml:space="preserve">打开同目录的「每日学习与打卡.html」。所有课程正文都在页面内，无需查找视频、购买绘本或访问课程网站。听力按钮使用设备自带英语语音；有可用本地英语语音时可离线朗读。若设备没有英语语音，可由会英语的家长按提供的全文朗读，或启用设备英语语音；本包不包含预录音频。首次试听并选择en开头的声音，听不到时请检查设备音量。字母音按每课标注学习，不把字母名当字母音；不采用中文谐音。</w:t>
+        <w:t xml:space="preserve">打开同目录的「每日学习与打卡.html」。所有课程正文都在页面内，无需查找视频、购买绘本或访问课程网站。听力按钮默认播放网站自带的英语合成MP3，无需安装设备英语声音；在线版首次播放需要联网。下载包内的audio文件夹包含全部音频，解压后须与HTML放在同一目录层级。也可以选择设备英语语音作为备用。不是人工录音；听不到时先点击页面播放器的播放键并检查媒体音量。字母音按每课标注学习，不把字母名当字母音；不采用中文谐音。</w:t>
       </w:r>
     </w:p>
     <w:p>
